--- a/arb/docx/49.content.docx
+++ b/arb/docx/49.content.docx
@@ -147,13 +147,6 @@
         <w:rPr>
           <w:lang w:val="ar_AE" w:bidi="ar_AE"/>
         </w:rPr>
-      </w:r>
-      <w:r>
-        <w:rPr>
-          <w:i/>
-          <w:lang w:val="ar_AE" w:bidi="ar_AE"/>
-        </w:rPr>
-        <w:t>أفسس ١:١, أفسس ١: ٣, أفسس 1: 4, أفسس 1: 4 (#2), أفسس 1: 5, أفسس ١: ٦, أفسس 1: 7, أفسس ١: ١٠, أفسس 1: 13, أفسس ١: ١٤, أفسس 1: 18, أفسس 1: 20, أفسس 1: 22, أفسس 1: 22 (#2), أفسس 1: 23, أفسس ٢: ١, أفسس ٢:٢, أفسس ٢: ٣, أفسس 2: 4, أفسس ٢: ٥, أفسس 2: 6, أفسس ٢: ٧, أفسس ٢: ٨, أفسس 2: 9, أفسس 2: 10, أفسس 2: 12, أفسس ٢: ١٣, أفسس 2: 14, أفسس ٢: ١٥, أفسس ٢: ١٨, أفسس 2: 20, أفسس ٢: ٢١, أفسس ٢: ٢٢, أفسس ٣: ٢, أفسس 3:3, أفسس ٣: ٥, أفسس 3: 6, أفسس ٣: ٧, أفسس 3: 9, أفسس 3: 10, أفسس ٣: ١٢, أفسس 3: 15, أفسس 3: 16, أفسس 3: 18, أفسس ٣: ٢١, أفسس ٤: ١, أفسس ٤: ٧, أفسس 4: 11, أفسس 4: 12, أفسس 4: 14, أفسس 4: 16, أفسس 4: 17, أفسس 4: 18, أفسس 4: 19, أفسس 4: 22, أفسس 4: 24, أفسس 4: 27, أفسس 4: 28, أفسس 4: 29, أفسس 4: 30, أفسس ٤: ٣٢, أفسس 5: 1, أفسس 5: 2, أفسس ٥: ٣, أفسس 5: 4, أفسس 5:5, أفسس 5: 6, أفسس 5: 9, أفسس 5: 11, أفسس ٥: ١٣, أفسس 5: 16, أفسس 5: 18, أفسس 5: 19, أفسس 5: 22, أفسس 5: 23, أفسس 5: 26, أفسس 5: 28, أفسس 5: 29, أفسس 5: 31, أفسس 5: 32, أفسس 6: 1, أفسس 6: 4, أفسس 6: 5, أفسس 6: 8, أفسس 6: 9, أفسس 6: 11, أفسس 6: 12, أفسس 6: 13, أفسس 6: 16, أفسس 6: 17, أفسس 6: 18, أفسس 6: 19, أفسس 6: 20, أفسس 6: 23</w:t>
       </w:r>
       <w:r>
         <w:rPr>

--- a/arb/docx/49.content.docx
+++ b/arb/docx/49.content.docx
@@ -132,21 +132,6 @@
           <w:lang w:val="ar_AE" w:bidi="ar_AE"/>
         </w:rPr>
         <w:t>EPH</w:t>
-      </w:r>
-      <w:r>
-        <w:rPr>
-          <w:lang w:val="ar_AE" w:bidi="ar_AE"/>
-        </w:rPr>
-      </w:r>
-    </w:p>
-    <w:p>
-      <w:pPr>
-        <w:bidi/>
-      </w:pPr>
-      <w:r>
-        <w:rPr>
-          <w:lang w:val="ar_AE" w:bidi="ar_AE"/>
-        </w:rPr>
       </w:r>
       <w:r>
         <w:rPr>

--- a/arb/docx/49.content.docx
+++ b/arb/docx/49.content.docx
@@ -22,7 +22,7 @@
         <w:rPr>
           <w:lang w:val="ar_AE" w:bidi="ar_AE"/>
         </w:rPr>
-        <w:t>Resource: أسئلة الترجمة (unfoldingWord)</w:t>
+        <w:t>Resource: unfoldingWord® Translation Questions</w:t>
       </w:r>
       <w:r>
         <w:rPr>
@@ -91,7 +91,7 @@
         <w:rPr>
           <w:lang w:val="ar_AE" w:bidi="ar_AE"/>
         </w:rPr>
-        <w:t>أسئلة الترجمة (unfoldingWord)</w:t>
+        <w:t>unfoldingWord® Translation Questions</w:t>
       </w:r>
     </w:p>
     <w:p>
